--- a/preview/docxs/64-federal-resume.docx
+++ b/preview/docxs/64-federal-resume.docx
@@ -508,7 +508,7 @@
         </w:rPr>
         <w:t xml:space="preserve">Demo: </w:t>
       </w:r>
-      <w:hyperlink w:history="1" r:id="rIdi09a4yl9zc9uz3qzidurc">
+      <w:hyperlink w:history="1" r:id="rIdgsfhoupsvdv8ybxjxesae">
         <w:r>
           <w:rPr>
             <w:color w:val="1e3a5f"/>
@@ -536,7 +536,7 @@
         </w:rPr>
         <w:t xml:space="preserve">Code: </w:t>
       </w:r>
-      <w:hyperlink w:history="1" r:id="rIdk3e7zofoek28ppfnl2n7z">
+      <w:hyperlink w:history="1" r:id="rIduogjsvswzmkxiyskunao5">
         <w:r>
           <w:rPr>
             <w:color w:val="1e3a5f"/>
@@ -626,7 +626,7 @@
         </w:rPr>
         <w:t xml:space="preserve">Demo: </w:t>
       </w:r>
-      <w:hyperlink w:history="1" r:id="rIdfqd4jl_yeq-sbvhgdnj-a">
+      <w:hyperlink w:history="1" r:id="rIdx4sadmzq0uxu4tjinipgx">
         <w:r>
           <w:rPr>
             <w:color w:val="1e3a5f"/>
@@ -1060,7 +1060,7 @@
         </w:rPr>
         <w:t xml:space="preserve">Portfolio: </w:t>
       </w:r>
-      <w:hyperlink w:history="1" r:id="rId6_vayn4rrlmlijw5wah5j">
+      <w:hyperlink w:history="1" r:id="rIdos8prbgaiztz0ek-njm-_">
         <w:r>
           <w:rPr>
             <w:color w:val="1e3a5f"/>
